--- a/Point_by_Point_Response.docx
+++ b/Point_by_Point_Response.docx
@@ -55,7 +55,7 @@
           <w:i w:val="0"/>
           <w:sz w:val="24"/>
         </w:rPr>
-        <w:t>A reproducibility package (extraction table, screening log, code, posterior draws, figures) is Additional File 1.</w:t>
+        <w:t>A reproducibility package (extraction table, screening log, code, posterior draws, figures) is at https://github.com/rstil2/infectious-disease-trial-sex-enrollment and in Additional File 1.</w:t>
       </w:r>
     </w:p>
     <w:p>
@@ -363,7 +363,7 @@
           <w:i w:val="0"/>
           <w:sz w:val="24"/>
         </w:rPr>
-        <w:t>Response: We agree. Additional File 1 contains:</w:t>
+        <w:t>Response: We agree. The package is at https://github.com/rstil2/infectious-disease-trial-sex-enrollment and in Additional File 1:</w:t>
       </w:r>
     </w:p>
     <w:p>

--- a/Point_by_Point_Response.docx
+++ b/Point_by_Point_Response.docx
@@ -13,7 +13,7 @@
           <w:i w:val="0"/>
           <w:sz w:val="24"/>
         </w:rPr>
-        <w:t>Submission ID: 10975380-4561-4e88-b54d-6692abdfe004 Journal: Trials Manuscript: Female enrollment versus target-population sex composition in pivotal infectious disease trials: a reconstructed Bayesian analysis of phase III/IV randomised trials</w:t>
+        <w:t>Submission ID: 10975380-4561-4e88-b54d-6692abdfe004 Journal: Trials Manuscript: Scoring sex representativeness against the wrong denominator: target-population analysis of pivotal infectious disease trials</w:t>
       </w:r>
     </w:p>
     <w:p>
@@ -41,7 +41,7 @@
           <w:i w:val="0"/>
           <w:sz w:val="24"/>
         </w:rPr>
-        <w:t>Thank you for the review. We treated the comments as a requirement to rebuild trial selection, extraction, the estimand, and the model. The previous 15-study table, the 72% (68–76%) systemic-variance claim, the 2068–2074 parity projections, and the 2,847-record funnel are withdrawn. The revised manuscript uses counts taken from primary publications, a trial-specific expected-share comparator, and a hierarchical model that reports residual variance.</w:t>
+        <w:t>Thank you for the review. We treated the comments as a requirement to rebuild trial selection, extraction, the estimand, and the model. The previous 15-study table, the 72% (68–76%) systemic-variance claim, the 2068–2074 parity projections, and the 2,847-record funnel are withdrawn. The revised manuscript uses counts taken from primary publications, a trial-specific expected-share comparator, and a hierarchical model that reports residual variance. The scientific story that survives those constraints is a methods result: the 50% score manufactures an enrollment crisis, mixed-sex pivotal trials largely match their target populations (median ratio 0.98), and the remaining contrast is pregnancy exclusion (rVSV-ZEBOV) versus inclusion (PALM).</w:t>
       </w:r>
     </w:p>
     <w:p>
@@ -167,7 +167,7 @@
           <w:i w:val="0"/>
           <w:sz w:val="24"/>
         </w:rPr>
-        <w:t>Tapia et al., Lancet Infect Dis 2016 — phase 1 ChAd3-EBO-Z [manuscript ref 11]</w:t>
+        <w:t>Tapia et al., Lancet Infect Dis 2016 — phase 1 ChAd3-EBO-Z [manuscript ref 19]</w:t>
       </w:r>
     </w:p>
     <w:p>
@@ -181,7 +181,7 @@
           <w:i w:val="0"/>
           <w:sz w:val="24"/>
         </w:rPr>
-        <w:t>Milligan et al., JAMA 2016 — phase 1 Ad26/MVA [12]</w:t>
+        <w:t>Milligan et al., JAMA 2016 — phase 1 Ad26/MVA [20]</w:t>
       </w:r>
     </w:p>
     <w:p>
@@ -195,7 +195,7 @@
           <w:i w:val="0"/>
           <w:sz w:val="24"/>
         </w:rPr>
-        <w:t>Qiu et al., Nature 2014 — nonhuman-primate ZMapp experiment [13]</w:t>
+        <w:t>Qiu et al., Nature 2014 — nonhuman-primate ZMapp experiment [21]</w:t>
       </w:r>
     </w:p>
     <w:p>
@@ -209,7 +209,7 @@
           <w:i w:val="0"/>
           <w:sz w:val="24"/>
         </w:rPr>
-        <w:t>Rodger et al., JAMA 2016 (PARTNER) — observational cohort [14]</w:t>
+        <w:t>Rodger et al., JAMA 2016 (PARTNER) — observational cohort [22]</w:t>
       </w:r>
     </w:p>
     <w:p>
@@ -223,7 +223,7 @@
           <w:i w:val="0"/>
           <w:sz w:val="24"/>
         </w:rPr>
-        <w:t>Peterson et al., PLoS Clin Trials 2007 — phase 2 [15]</w:t>
+        <w:t>Peterson et al., PLoS Clin Trials 2007 — phase 2 [23]</w:t>
       </w:r>
     </w:p>
     <w:p>
@@ -307,7 +307,7 @@
           <w:i w:val="0"/>
           <w:sz w:val="24"/>
         </w:rPr>
-        <w:t>Response: We agree. VOICE (5,029 women) and FEM-PrEP (2,120 women) are women-only by design. iPrEx required male sex at birth. They are a secondary, sex-restricted set. The primary estimand is observed female share divided by a trial-specific expected share (general adult COVID-19 vaccines 0.50; ChAdOx1 health-care workers 0.70; rVSV-ZEBOV enumerated contacts 0.43; Partners PrEP HIV-negative partners 0.38; Bangkok PWID 0.20; and so on). Results are enrollment ratios, not distance from 50%.</w:t>
+        <w:t>Response: We agree. VOICE (5,029 women) and FEM-PrEP (2,120 women) are women-only by design. iPrEx required male sex at birth. They are a secondary, sex-restricted set. The primary estimand is observed female share divided by a trial-specific expected share (general adult COVID-19 vaccines 0.50; ChAdOx1 health-care workers 0.70; rVSV-ZEBOV enumerated contacts 0.43; Partners PrEP HIV-negative partners 0.38; Bangkok PWID 0.20; and so on). Results are enrollment ratios, not distance from 50%. A sensitivity that forces every mixed-sex trial onto 50% produces a more negative mean and recreates the appearance of a shared deficit; that is now the methods result, not a claim about systemic barriers.</w:t>
       </w:r>
     </w:p>
     <w:p>
@@ -405,7 +405,7 @@
           <w:i w:val="0"/>
           <w:sz w:val="24"/>
         </w:rPr>
-        <w:t>src/analysis.py (seed 42)</w:t>
+        <w:t>data/STROBE_checklist.csv</w:t>
       </w:r>
     </w:p>
     <w:p>
@@ -419,7 +419,7 @@
           <w:i w:val="0"/>
           <w:sz w:val="24"/>
         </w:rPr>
-        <w:t>results/trial_level_estimates.csv and posterior_draws.csv</w:t>
+        <w:t>src/analysis.py (seed 42) and src/build_docx.py</w:t>
       </w:r>
     </w:p>
     <w:p>
@@ -433,7 +433,21 @@
           <w:i w:val="0"/>
           <w:sz w:val="24"/>
         </w:rPr>
-        <w:t>figures</w:t>
+        <w:t>results/trial_level_estimates.csv, posterior_draws.csv, and summary.json</w:t>
+      </w:r>
+    </w:p>
+    <w:p>
+      <w:pPr>
+        <w:pStyle w:val="ListBullet"/>
+      </w:pPr>
+      <w:r>
+        <w:rPr>
+          <w:rFonts w:ascii="Times New Roman" w:hAnsi="Times New Roman"/>
+          <w:b w:val="0"/>
+          <w:i w:val="0"/>
+          <w:sz w:val="24"/>
+        </w:rPr>
+        <w:t>figures/figure1_observed_vs_expected.png, figure2_enrollment_ratio.png, figure_s1_reconstruction_flow.png</w:t>
       </w:r>
     </w:p>
     <w:p>
